--- a/templates/CustomerOrderAgreement.docx
+++ b/templates/CustomerOrderAgreement.docx
@@ -46,21 +46,7 @@
         <w:rPr>
           <w:b/>
         </w:rPr>
-        <w:t>{</w:t>
-      </w:r>
-      <w:proofErr w:type="spellStart"/>
-      <w:r>
-        <w:rPr>
-          <w:b/>
-        </w:rPr>
-        <w:t>orderDate</w:t>
-      </w:r>
-      <w:proofErr w:type="spellEnd"/>
-      <w:r>
-        <w:rPr>
-          <w:b/>
-        </w:rPr>
-        <w:t>}</w:t>
+        <w:t>{orderDate}</w:t>
       </w:r>
     </w:p>
     <w:p>
@@ -95,21 +81,7 @@
         <w:rPr>
           <w:b/>
         </w:rPr>
-        <w:t>{</w:t>
-      </w:r>
-      <w:proofErr w:type="spellStart"/>
-      <w:r>
-        <w:rPr>
-          <w:b/>
-        </w:rPr>
-        <w:t>isInternational</w:t>
-      </w:r>
-      <w:proofErr w:type="spellEnd"/>
-      <w:r>
-        <w:rPr>
-          <w:b/>
-        </w:rPr>
-        <w:t>}</w:t>
+        <w:t>{isInternational}</w:t>
       </w:r>
       <w:r>
         <w:rPr>
@@ -136,53 +108,41 @@
         <w:rPr>
           <w:b/>
         </w:rPr>
-        <w:t xml:space="preserve"> </w:t>
-      </w:r>
-      <w:proofErr w:type="spellStart"/>
+        <w:t xml:space="preserve"> автомоб</w:t>
+      </w:r>
       <w:r>
         <w:rPr>
           <w:b/>
-        </w:rPr>
-        <w:t>автомоб</w:t>
-      </w:r>
-      <w:proofErr w:type="spellEnd"/>
+          <w:lang w:val="uk-UA"/>
+        </w:rPr>
+        <w:t>і</w:t>
+      </w:r>
       <w:r>
         <w:rPr>
           <w:b/>
-          <w:lang w:val="uk-UA"/>
-        </w:rPr>
-        <w:t>і</w:t>
-      </w:r>
-      <w:proofErr w:type="spellStart"/>
+        </w:rPr>
+        <w:t>льн</w:t>
+      </w:r>
       <w:r>
         <w:rPr>
           <w:b/>
-        </w:rPr>
-        <w:t>льн</w:t>
-      </w:r>
-      <w:proofErr w:type="spellEnd"/>
+          <w:lang w:val="uk-UA"/>
+        </w:rPr>
+        <w:t>и</w:t>
+      </w:r>
       <w:r>
         <w:rPr>
           <w:b/>
-          <w:lang w:val="uk-UA"/>
-        </w:rPr>
-        <w:t>и</w:t>
+        </w:rPr>
+        <w:t>м транспорт</w:t>
       </w:r>
       <w:r>
         <w:rPr>
           <w:b/>
-        </w:rPr>
-        <w:t>м транспорт</w:t>
-      </w:r>
-      <w:proofErr w:type="spellStart"/>
-      <w:r>
-        <w:rPr>
-          <w:b/>
           <w:lang w:val="uk-UA"/>
         </w:rPr>
         <w:t>ом</w:t>
       </w:r>
-      <w:proofErr w:type="spellEnd"/>
       <w:r>
         <w:rPr>
           <w:b/>
@@ -221,7 +181,6 @@
         </w:rPr>
         <w:t>З</w:t>
       </w:r>
-      <w:proofErr w:type="spellStart"/>
       <w:r>
         <w:rPr>
           <w:sz w:val="22"/>
@@ -230,7 +189,6 @@
         </w:rPr>
         <w:t>амовник</w:t>
       </w:r>
-      <w:proofErr w:type="spellEnd"/>
       <w:r>
         <w:rPr>
           <w:sz w:val="22"/>
@@ -248,7 +206,6 @@
         </w:rPr>
         <w:t>{</w:t>
       </w:r>
-      <w:proofErr w:type="spellStart"/>
       <w:r>
         <w:rPr>
           <w:b/>
@@ -256,7 +213,6 @@
         </w:rPr>
         <w:t>customerCompany</w:t>
       </w:r>
-      <w:proofErr w:type="spellEnd"/>
       <w:r>
         <w:rPr>
           <w:b/>
@@ -298,7 +254,6 @@
         </w:rPr>
         <w:t>{</w:t>
       </w:r>
-      <w:proofErr w:type="spellStart"/>
       <w:r>
         <w:rPr>
           <w:sz w:val="22"/>
@@ -306,7 +261,38 @@
         </w:rPr>
         <w:t>customerRepresentative</w:t>
       </w:r>
-      <w:proofErr w:type="spellEnd"/>
+      <w:r>
+        <w:rPr>
+          <w:sz w:val="22"/>
+          <w:szCs w:val="22"/>
+          <w:lang w:val="uk-UA"/>
+        </w:rPr>
+        <w:t>G</w:t>
+      </w:r>
+      <w:r>
+        <w:rPr>
+          <w:sz w:val="22"/>
+          <w:szCs w:val="22"/>
+          <w:lang w:val="en-US"/>
+        </w:rPr>
+        <w:t>en</w:t>
+      </w:r>
+      <w:r>
+        <w:rPr>
+          <w:sz w:val="22"/>
+          <w:szCs w:val="22"/>
+          <w:lang w:val="en-US"/>
+        </w:rPr>
+        <w:t>i</w:t>
+      </w:r>
+      <w:r>
+        <w:rPr>
+          <w:sz w:val="22"/>
+          <w:szCs w:val="22"/>
+          <w:lang w:val="en-US"/>
+        </w:rPr>
+        <w:t>tive</w:t>
+      </w:r>
       <w:r>
         <w:rPr>
           <w:sz w:val="22"/>
@@ -339,7 +325,6 @@
         </w:rPr>
         <w:t>{</w:t>
       </w:r>
-      <w:proofErr w:type="spellStart"/>
       <w:r>
         <w:rPr>
           <w:b/>
@@ -349,7 +334,6 @@
         </w:rPr>
         <w:t>customerBasisOfAuthority</w:t>
       </w:r>
-      <w:proofErr w:type="spellEnd"/>
       <w:r>
         <w:rPr>
           <w:b/>
@@ -429,17 +413,8 @@
           <w:sz w:val="22"/>
           <w:szCs w:val="22"/>
         </w:rPr>
-        <w:t xml:space="preserve"> </w:t>
-      </w:r>
-      <w:proofErr w:type="spellStart"/>
-      <w:r>
-        <w:rPr>
-          <w:sz w:val="22"/>
-          <w:szCs w:val="22"/>
-        </w:rPr>
-        <w:t>друго</w:t>
-      </w:r>
-      <w:proofErr w:type="spellEnd"/>
+        <w:t xml:space="preserve"> друго</w:t>
+      </w:r>
       <w:r>
         <w:rPr>
           <w:sz w:val="22"/>
@@ -551,25 +526,52 @@
           <w:sz w:val="22"/>
           <w:szCs w:val="22"/>
         </w:rPr>
+        <w:t xml:space="preserve"> приймає на себе зобов</w:t>
+      </w:r>
+      <w:r>
+        <w:rPr>
+          <w:sz w:val="22"/>
+          <w:szCs w:val="22"/>
+        </w:rPr>
+        <w:t>ʼ</w:t>
+      </w:r>
+      <w:r>
+        <w:rPr>
+          <w:sz w:val="22"/>
+          <w:szCs w:val="22"/>
+        </w:rPr>
+        <w:t xml:space="preserve">язання по перевезенню вантажу, який належить </w:t>
+      </w:r>
+      <w:r>
+        <w:rPr>
+          <w:sz w:val="22"/>
+          <w:szCs w:val="22"/>
+          <w:lang w:val="uk-UA"/>
+        </w:rPr>
+        <w:t>Замовнику</w:t>
+      </w:r>
+      <w:r>
+        <w:rPr>
+          <w:sz w:val="22"/>
+          <w:szCs w:val="22"/>
+        </w:rPr>
+        <w:t xml:space="preserve">, а </w:t>
+      </w:r>
+      <w:r>
+        <w:rPr>
+          <w:sz w:val="22"/>
+          <w:szCs w:val="22"/>
+          <w:lang w:val="uk-UA"/>
+        </w:rPr>
+        <w:t>Замовник</w:t>
+      </w:r>
+      <w:r>
+        <w:rPr>
+          <w:sz w:val="22"/>
+          <w:szCs w:val="22"/>
+        </w:rPr>
         <w:t xml:space="preserve"> </w:t>
       </w:r>
-      <w:proofErr w:type="spellStart"/>
-      <w:r>
-        <w:rPr>
-          <w:sz w:val="22"/>
-          <w:szCs w:val="22"/>
-        </w:rPr>
-        <w:t>приймає</w:t>
-      </w:r>
-      <w:proofErr w:type="spellEnd"/>
-      <w:r>
-        <w:rPr>
-          <w:sz w:val="22"/>
-          <w:szCs w:val="22"/>
-        </w:rPr>
-        <w:t xml:space="preserve"> на себе </w:t>
-      </w:r>
-      <w:proofErr w:type="spellStart"/>
       <w:r>
         <w:rPr>
           <w:sz w:val="22"/>
@@ -589,203 +591,7 @@
           <w:sz w:val="22"/>
           <w:szCs w:val="22"/>
         </w:rPr>
-        <w:t>язання</w:t>
-      </w:r>
-      <w:proofErr w:type="spellEnd"/>
-      <w:r>
-        <w:rPr>
-          <w:sz w:val="22"/>
-          <w:szCs w:val="22"/>
-        </w:rPr>
-        <w:t xml:space="preserve"> по </w:t>
-      </w:r>
-      <w:proofErr w:type="spellStart"/>
-      <w:r>
-        <w:rPr>
-          <w:sz w:val="22"/>
-          <w:szCs w:val="22"/>
-        </w:rPr>
-        <w:t>перевезенню</w:t>
-      </w:r>
-      <w:proofErr w:type="spellEnd"/>
-      <w:r>
-        <w:rPr>
-          <w:sz w:val="22"/>
-          <w:szCs w:val="22"/>
-        </w:rPr>
-        <w:t xml:space="preserve"> </w:t>
-      </w:r>
-      <w:proofErr w:type="spellStart"/>
-      <w:r>
-        <w:rPr>
-          <w:sz w:val="22"/>
-          <w:szCs w:val="22"/>
-        </w:rPr>
-        <w:t>вантажу</w:t>
-      </w:r>
-      <w:proofErr w:type="spellEnd"/>
-      <w:r>
-        <w:rPr>
-          <w:sz w:val="22"/>
-          <w:szCs w:val="22"/>
-        </w:rPr>
-        <w:t xml:space="preserve">, </w:t>
-      </w:r>
-      <w:proofErr w:type="spellStart"/>
-      <w:r>
-        <w:rPr>
-          <w:sz w:val="22"/>
-          <w:szCs w:val="22"/>
-        </w:rPr>
-        <w:t>який</w:t>
-      </w:r>
-      <w:proofErr w:type="spellEnd"/>
-      <w:r>
-        <w:rPr>
-          <w:sz w:val="22"/>
-          <w:szCs w:val="22"/>
-        </w:rPr>
-        <w:t xml:space="preserve"> </w:t>
-      </w:r>
-      <w:proofErr w:type="spellStart"/>
-      <w:r>
-        <w:rPr>
-          <w:sz w:val="22"/>
-          <w:szCs w:val="22"/>
-        </w:rPr>
-        <w:t>належить</w:t>
-      </w:r>
-      <w:proofErr w:type="spellEnd"/>
-      <w:r>
-        <w:rPr>
-          <w:sz w:val="22"/>
-          <w:szCs w:val="22"/>
-        </w:rPr>
-        <w:t xml:space="preserve"> </w:t>
-      </w:r>
-      <w:r>
-        <w:rPr>
-          <w:sz w:val="22"/>
-          <w:szCs w:val="22"/>
-          <w:lang w:val="uk-UA"/>
-        </w:rPr>
-        <w:t>Замовнику</w:t>
-      </w:r>
-      <w:r>
-        <w:rPr>
-          <w:sz w:val="22"/>
-          <w:szCs w:val="22"/>
-        </w:rPr>
-        <w:t xml:space="preserve">, а </w:t>
-      </w:r>
-      <w:r>
-        <w:rPr>
-          <w:sz w:val="22"/>
-          <w:szCs w:val="22"/>
-          <w:lang w:val="uk-UA"/>
-        </w:rPr>
-        <w:t>Замовник</w:t>
-      </w:r>
-      <w:r>
-        <w:rPr>
-          <w:sz w:val="22"/>
-          <w:szCs w:val="22"/>
-        </w:rPr>
-        <w:t xml:space="preserve"> </w:t>
-      </w:r>
-      <w:proofErr w:type="spellStart"/>
-      <w:r>
-        <w:rPr>
-          <w:sz w:val="22"/>
-          <w:szCs w:val="22"/>
-        </w:rPr>
-        <w:t>зобов</w:t>
-      </w:r>
-      <w:r>
-        <w:rPr>
-          <w:sz w:val="22"/>
-          <w:szCs w:val="22"/>
-        </w:rPr>
-        <w:t>ʼ</w:t>
-      </w:r>
-      <w:r>
-        <w:rPr>
-          <w:sz w:val="22"/>
-          <w:szCs w:val="22"/>
-        </w:rPr>
-        <w:t>язується</w:t>
-      </w:r>
-      <w:proofErr w:type="spellEnd"/>
-      <w:r>
-        <w:rPr>
-          <w:sz w:val="22"/>
-          <w:szCs w:val="22"/>
-        </w:rPr>
-        <w:t xml:space="preserve"> </w:t>
-      </w:r>
-      <w:proofErr w:type="spellStart"/>
-      <w:r>
-        <w:rPr>
-          <w:sz w:val="22"/>
-          <w:szCs w:val="22"/>
-        </w:rPr>
-        <w:t>оплатити</w:t>
-      </w:r>
-      <w:proofErr w:type="spellEnd"/>
-      <w:r>
-        <w:rPr>
-          <w:sz w:val="22"/>
-          <w:szCs w:val="22"/>
-        </w:rPr>
-        <w:t xml:space="preserve"> </w:t>
-      </w:r>
-      <w:proofErr w:type="spellStart"/>
-      <w:r>
-        <w:rPr>
-          <w:sz w:val="22"/>
-          <w:szCs w:val="22"/>
-        </w:rPr>
-        <w:t>надані</w:t>
-      </w:r>
-      <w:proofErr w:type="spellEnd"/>
-      <w:r>
-        <w:rPr>
-          <w:sz w:val="22"/>
-          <w:szCs w:val="22"/>
-        </w:rPr>
-        <w:t xml:space="preserve"> </w:t>
-      </w:r>
-      <w:proofErr w:type="spellStart"/>
-      <w:r>
-        <w:rPr>
-          <w:sz w:val="22"/>
-          <w:szCs w:val="22"/>
-        </w:rPr>
-        <w:t>послуги</w:t>
-      </w:r>
-      <w:proofErr w:type="spellEnd"/>
-      <w:r>
-        <w:rPr>
-          <w:sz w:val="22"/>
-          <w:szCs w:val="22"/>
-        </w:rPr>
-        <w:t xml:space="preserve"> </w:t>
-      </w:r>
-      <w:proofErr w:type="spellStart"/>
-      <w:r>
-        <w:rPr>
-          <w:sz w:val="22"/>
-          <w:szCs w:val="22"/>
-        </w:rPr>
-        <w:t>згідно</w:t>
-      </w:r>
-      <w:proofErr w:type="spellEnd"/>
-      <w:r>
-        <w:rPr>
-          <w:sz w:val="22"/>
-          <w:szCs w:val="22"/>
-        </w:rPr>
-        <w:t xml:space="preserve"> тарифам </w:t>
+        <w:t xml:space="preserve">язується оплатити надані послуги згідно тарифам </w:t>
       </w:r>
       <w:r>
         <w:rPr>
@@ -935,23 +741,7 @@
                 <w:sz w:val="22"/>
                 <w:szCs w:val="22"/>
               </w:rPr>
-              <w:t>{</w:t>
-            </w:r>
-            <w:proofErr w:type="spellStart"/>
-            <w:r>
-              <w:rPr>
-                <w:sz w:val="22"/>
-                <w:szCs w:val="22"/>
-              </w:rPr>
-              <w:t>loadingDateAndTime</w:t>
-            </w:r>
-            <w:proofErr w:type="spellEnd"/>
-            <w:r>
-              <w:rPr>
-                <w:sz w:val="22"/>
-                <w:szCs w:val="22"/>
-              </w:rPr>
-              <w:t>}</w:t>
+              <w:t>{loadingDateAndTime}</w:t>
             </w:r>
           </w:p>
         </w:tc>
@@ -1007,17 +797,8 @@
                 <w:sz w:val="22"/>
                 <w:szCs w:val="22"/>
               </w:rPr>
-              <w:t xml:space="preserve">, </w:t>
-            </w:r>
-            <w:proofErr w:type="spellStart"/>
-            <w:r>
-              <w:rPr>
-                <w:sz w:val="22"/>
-                <w:szCs w:val="22"/>
-              </w:rPr>
-              <w:t>контактн</w:t>
-            </w:r>
-            <w:proofErr w:type="spellEnd"/>
+              <w:t>, контактн</w:t>
+            </w:r>
             <w:r>
               <w:rPr>
                 <w:sz w:val="22"/>
@@ -1054,25 +835,7 @@
                 <w:sz w:val="22"/>
                 <w:szCs w:val="22"/>
               </w:rPr>
-              <w:t>{</w:t>
-            </w:r>
-            <w:proofErr w:type="spellStart"/>
-            <w:r>
-              <w:rPr>
-                <w:color w:val="000000"/>
-                <w:sz w:val="22"/>
-                <w:szCs w:val="22"/>
-              </w:rPr>
-              <w:t>loadingDetails</w:t>
-            </w:r>
-            <w:proofErr w:type="spellEnd"/>
-            <w:r>
-              <w:rPr>
-                <w:color w:val="000000"/>
-                <w:sz w:val="22"/>
-                <w:szCs w:val="22"/>
-              </w:rPr>
-              <w:t>}</w:t>
+              <w:t>{loadingDetails}</w:t>
             </w:r>
           </w:p>
         </w:tc>
@@ -1113,17 +876,8 @@
                 <w:sz w:val="22"/>
                 <w:szCs w:val="22"/>
               </w:rPr>
-              <w:t xml:space="preserve">, </w:t>
-            </w:r>
-            <w:proofErr w:type="spellStart"/>
-            <w:r>
-              <w:rPr>
-                <w:sz w:val="22"/>
-                <w:szCs w:val="22"/>
-              </w:rPr>
-              <w:t>контактн</w:t>
-            </w:r>
-            <w:proofErr w:type="spellEnd"/>
+              <w:t>, контактн</w:t>
+            </w:r>
             <w:r>
               <w:rPr>
                 <w:sz w:val="22"/>
@@ -1160,25 +914,7 @@
                 <w:sz w:val="22"/>
                 <w:szCs w:val="22"/>
               </w:rPr>
-              <w:t>{</w:t>
-            </w:r>
-            <w:proofErr w:type="spellStart"/>
-            <w:r>
-              <w:rPr>
-                <w:color w:val="000000"/>
-                <w:sz w:val="22"/>
-                <w:szCs w:val="22"/>
-              </w:rPr>
-              <w:t>unloadingDetails</w:t>
-            </w:r>
-            <w:proofErr w:type="spellEnd"/>
-            <w:r>
-              <w:rPr>
-                <w:color w:val="000000"/>
-                <w:sz w:val="22"/>
-                <w:szCs w:val="22"/>
-              </w:rPr>
-              <w:t>}</w:t>
+              <w:t>{unloadingDetails}</w:t>
             </w:r>
           </w:p>
         </w:tc>
@@ -1225,23 +961,7 @@
                 <w:sz w:val="22"/>
                 <w:szCs w:val="22"/>
               </w:rPr>
-              <w:t>{</w:t>
-            </w:r>
-            <w:proofErr w:type="spellStart"/>
-            <w:r>
-              <w:rPr>
-                <w:sz w:val="22"/>
-                <w:szCs w:val="22"/>
-              </w:rPr>
-              <w:t>route</w:t>
-            </w:r>
-            <w:proofErr w:type="spellEnd"/>
-            <w:r>
-              <w:rPr>
-                <w:sz w:val="22"/>
-                <w:szCs w:val="22"/>
-              </w:rPr>
-              <w:t>}</w:t>
+              <w:t>{route}</w:t>
             </w:r>
           </w:p>
         </w:tc>
@@ -1263,7 +983,6 @@
                 <w:lang w:val="uk-UA"/>
               </w:rPr>
             </w:pPr>
-            <w:proofErr w:type="spellStart"/>
             <w:r>
               <w:rPr>
                 <w:sz w:val="22"/>
@@ -1271,7 +990,6 @@
               </w:rPr>
               <w:t>Опис</w:t>
             </w:r>
-            <w:proofErr w:type="spellEnd"/>
             <w:r>
               <w:rPr>
                 <w:sz w:val="22"/>
@@ -1358,23 +1076,7 @@
                 <w:sz w:val="22"/>
                 <w:szCs w:val="22"/>
               </w:rPr>
-              <w:t>{</w:t>
-            </w:r>
-            <w:proofErr w:type="spellStart"/>
-            <w:r>
-              <w:rPr>
-                <w:sz w:val="22"/>
-                <w:szCs w:val="22"/>
-              </w:rPr>
-              <w:t>cargoDetails</w:t>
-            </w:r>
-            <w:proofErr w:type="spellEnd"/>
-            <w:r>
-              <w:rPr>
-                <w:sz w:val="22"/>
-                <w:szCs w:val="22"/>
-              </w:rPr>
-              <w:t>}</w:t>
+              <w:t>{cargoDetails}</w:t>
             </w:r>
           </w:p>
         </w:tc>
@@ -1426,7 +1128,6 @@
               </w:rPr>
               <w:t xml:space="preserve">про </w:t>
             </w:r>
-            <w:proofErr w:type="spellStart"/>
             <w:r>
               <w:rPr>
                 <w:sz w:val="20"/>
@@ -1442,7 +1143,6 @@
               </w:rPr>
               <w:t>іль</w:t>
             </w:r>
-            <w:proofErr w:type="spellEnd"/>
             <w:r>
               <w:rPr>
                 <w:sz w:val="20"/>
@@ -1479,25 +1179,7 @@
                 <w:szCs w:val="22"/>
                 <w:lang w:eastAsia="en-US"/>
               </w:rPr>
-              <w:t>{</w:t>
-            </w:r>
-            <w:proofErr w:type="spellStart"/>
-            <w:r>
-              <w:rPr>
-                <w:sz w:val="22"/>
-                <w:szCs w:val="22"/>
-                <w:lang w:eastAsia="en-US"/>
-              </w:rPr>
-              <w:t>vehicleDetails</w:t>
-            </w:r>
-            <w:proofErr w:type="spellEnd"/>
-            <w:r>
-              <w:rPr>
-                <w:sz w:val="22"/>
-                <w:szCs w:val="22"/>
-                <w:lang w:eastAsia="en-US"/>
-              </w:rPr>
-              <w:t>}</w:t>
+              <w:t>{vehicleDetails}</w:t>
             </w:r>
           </w:p>
         </w:tc>
@@ -1564,25 +1246,7 @@
                 <w:szCs w:val="22"/>
                 <w:lang w:eastAsia="en-US"/>
               </w:rPr>
-              <w:t>{</w:t>
-            </w:r>
-            <w:proofErr w:type="spellStart"/>
-            <w:r>
-              <w:rPr>
-                <w:sz w:val="22"/>
-                <w:szCs w:val="22"/>
-                <w:lang w:eastAsia="en-US"/>
-              </w:rPr>
-              <w:t>driverDetails</w:t>
-            </w:r>
-            <w:proofErr w:type="spellEnd"/>
-            <w:r>
-              <w:rPr>
-                <w:sz w:val="22"/>
-                <w:szCs w:val="22"/>
-                <w:lang w:eastAsia="en-US"/>
-              </w:rPr>
-              <w:t>}</w:t>
+              <w:t>{driverDetails}</w:t>
             </w:r>
           </w:p>
         </w:tc>
@@ -1642,25 +1306,7 @@
                 <w:szCs w:val="22"/>
                 <w:lang w:eastAsia="en-US"/>
               </w:rPr>
-              <w:t>{</w:t>
-            </w:r>
-            <w:proofErr w:type="spellStart"/>
-            <w:r>
-              <w:rPr>
-                <w:sz w:val="22"/>
-                <w:szCs w:val="22"/>
-                <w:lang w:eastAsia="en-US"/>
-              </w:rPr>
-              <w:t>driversLicenseDetails</w:t>
-            </w:r>
-            <w:proofErr w:type="spellEnd"/>
-            <w:r>
-              <w:rPr>
-                <w:sz w:val="22"/>
-                <w:szCs w:val="22"/>
-                <w:lang w:eastAsia="en-US"/>
-              </w:rPr>
-              <w:t>}</w:t>
+              <w:t>{driversLicenseDetails}</w:t>
             </w:r>
           </w:p>
         </w:tc>
@@ -1679,7 +1325,6 @@
                 <w:lang w:val="en-US"/>
               </w:rPr>
             </w:pPr>
-            <w:proofErr w:type="spellStart"/>
             <w:r>
               <w:rPr>
                 <w:sz w:val="22"/>
@@ -1687,7 +1332,6 @@
               </w:rPr>
               <w:t>Спос</w:t>
             </w:r>
-            <w:proofErr w:type="spellEnd"/>
             <w:r>
               <w:rPr>
                 <w:sz w:val="22"/>
@@ -1744,23 +1388,7 @@
                 <w:sz w:val="22"/>
                 <w:szCs w:val="22"/>
               </w:rPr>
-              <w:t>{</w:t>
-            </w:r>
-            <w:proofErr w:type="spellStart"/>
-            <w:r>
-              <w:rPr>
-                <w:sz w:val="22"/>
-                <w:szCs w:val="22"/>
-              </w:rPr>
-              <w:t>loadingUnloadingMethod</w:t>
-            </w:r>
-            <w:proofErr w:type="spellEnd"/>
-            <w:r>
-              <w:rPr>
-                <w:sz w:val="22"/>
-                <w:szCs w:val="22"/>
-              </w:rPr>
-              <w:t>}</w:t>
+              <w:t>{loadingUnloadingMethod}</w:t>
             </w:r>
           </w:p>
         </w:tc>
@@ -1817,17 +1445,8 @@
                 <w:sz w:val="22"/>
                 <w:szCs w:val="22"/>
               </w:rPr>
-              <w:t xml:space="preserve"> </w:t>
-            </w:r>
-            <w:proofErr w:type="spellStart"/>
-            <w:r>
-              <w:rPr>
-                <w:sz w:val="22"/>
-                <w:szCs w:val="22"/>
-              </w:rPr>
-              <w:t>спос</w:t>
-            </w:r>
-            <w:proofErr w:type="spellEnd"/>
+              <w:t xml:space="preserve"> спос</w:t>
+            </w:r>
             <w:r>
               <w:rPr>
                 <w:sz w:val="22"/>
@@ -1873,7 +1492,6 @@
               </w:rPr>
               <w:t>{</w:t>
             </w:r>
-            <w:proofErr w:type="spellStart"/>
             <w:r>
               <w:rPr>
                 <w:sz w:val="22"/>
@@ -1881,7 +1499,6 @@
               </w:rPr>
               <w:t>customerPaymentDetails</w:t>
             </w:r>
-            <w:proofErr w:type="spellEnd"/>
             <w:r>
               <w:rPr>
                 <w:sz w:val="22"/>
@@ -1966,23 +1583,7 @@
                 <w:sz w:val="22"/>
                 <w:szCs w:val="22"/>
               </w:rPr>
-              <w:t>{</w:t>
-            </w:r>
-            <w:proofErr w:type="spellStart"/>
-            <w:r>
-              <w:rPr>
-                <w:sz w:val="22"/>
-                <w:szCs w:val="22"/>
-              </w:rPr>
-              <w:t>deliveryDeadline</w:t>
-            </w:r>
-            <w:proofErr w:type="spellEnd"/>
-            <w:r>
-              <w:rPr>
-                <w:sz w:val="22"/>
-                <w:szCs w:val="22"/>
-              </w:rPr>
-              <w:t>}</w:t>
+              <w:t>{deliveryDeadline}</w:t>
             </w:r>
           </w:p>
         </w:tc>
@@ -2035,21 +1636,12 @@
               </w:rPr>
               <w:t>{</w:t>
             </w:r>
-            <w:proofErr w:type="spellStart"/>
-            <w:r>
-              <w:rPr>
-                <w:sz w:val="22"/>
-                <w:szCs w:val="22"/>
-              </w:rPr>
-              <w:t>otherDetails</w:t>
-            </w:r>
-            <w:proofErr w:type="spellEnd"/>
-            <w:r>
-              <w:rPr>
-                <w:sz w:val="22"/>
-                <w:szCs w:val="22"/>
-              </w:rPr>
-              <w:t>}</w:t>
+            <w:r>
+              <w:rPr>
+                <w:sz w:val="22"/>
+                <w:szCs w:val="22"/>
+              </w:rPr>
+              <w:t>otherDetails}</w:t>
             </w:r>
           </w:p>
         </w:tc>
@@ -2072,7 +1664,6 @@
         </w:rPr>
         <w:t>1. Дан</w:t>
       </w:r>
-      <w:proofErr w:type="spellStart"/>
       <w:r>
         <w:rPr>
           <w:i/>
@@ -2082,7 +1673,6 @@
         </w:rPr>
         <w:t>ий</w:t>
       </w:r>
-      <w:proofErr w:type="spellEnd"/>
       <w:r>
         <w:rPr>
           <w:i/>
@@ -2117,7 +1707,6 @@
         </w:rPr>
         <w:t>є одно</w:t>
       </w:r>
-      <w:proofErr w:type="spellStart"/>
       <w:r>
         <w:rPr>
           <w:i/>
@@ -2126,7 +1715,6 @@
         </w:rPr>
         <w:t>разов</w:t>
       </w:r>
-      <w:proofErr w:type="spellEnd"/>
       <w:r>
         <w:rPr>
           <w:i/>
@@ -2178,7 +1766,6 @@
         </w:rPr>
         <w:t xml:space="preserve"> по</w:t>
       </w:r>
-      <w:proofErr w:type="spellStart"/>
       <w:r>
         <w:rPr>
           <w:i/>
@@ -2188,25 +1775,14 @@
         </w:rPr>
         <w:t>вну</w:t>
       </w:r>
-      <w:proofErr w:type="spellEnd"/>
-      <w:r>
-        <w:rPr>
-          <w:i/>
-          <w:sz w:val="20"/>
-          <w:szCs w:val="20"/>
-        </w:rPr>
-        <w:t xml:space="preserve"> </w:t>
-      </w:r>
-      <w:proofErr w:type="spellStart"/>
-      <w:r>
-        <w:rPr>
-          <w:i/>
-          <w:sz w:val="20"/>
-          <w:szCs w:val="20"/>
-        </w:rPr>
-        <w:t>юридич</w:t>
-      </w:r>
-      <w:proofErr w:type="spellEnd"/>
+      <w:r>
+        <w:rPr>
+          <w:i/>
+          <w:sz w:val="20"/>
+          <w:szCs w:val="20"/>
+        </w:rPr>
+        <w:t xml:space="preserve"> юридич</w:t>
+      </w:r>
       <w:r>
         <w:rPr>
           <w:i/>
@@ -2271,7 +1847,6 @@
         </w:rPr>
         <w:t>і</w:t>
       </w:r>
-      <w:proofErr w:type="spellStart"/>
       <w:r>
         <w:rPr>
           <w:i/>
@@ -2289,7 +1864,6 @@
         </w:rPr>
         <w:t>джує</w:t>
       </w:r>
-      <w:proofErr w:type="spellEnd"/>
       <w:r>
         <w:rPr>
           <w:i/>
@@ -2347,26 +1921,288 @@
           <w:sz w:val="20"/>
           <w:szCs w:val="20"/>
         </w:rPr>
+        <w:t>, категорич</w:t>
+      </w:r>
+      <w:r>
+        <w:rPr>
+          <w:i/>
+          <w:sz w:val="20"/>
+          <w:szCs w:val="20"/>
+          <w:lang w:val="uk-UA"/>
+        </w:rPr>
+        <w:t>но</w:t>
+      </w:r>
+      <w:r>
+        <w:rPr>
+          <w:i/>
+          <w:sz w:val="20"/>
+          <w:szCs w:val="20"/>
+        </w:rPr>
+        <w:t xml:space="preserve"> за</w:t>
+      </w:r>
+      <w:r>
+        <w:rPr>
+          <w:i/>
+          <w:sz w:val="20"/>
+          <w:szCs w:val="20"/>
+          <w:lang w:val="uk-UA"/>
+        </w:rPr>
+        <w:t>боронені до перевезення</w:t>
+      </w:r>
+      <w:r>
+        <w:rPr>
+          <w:i/>
+          <w:sz w:val="20"/>
+          <w:szCs w:val="20"/>
+        </w:rPr>
+        <w:t xml:space="preserve">, а </w:t>
+      </w:r>
+      <w:r>
+        <w:rPr>
+          <w:i/>
+          <w:sz w:val="20"/>
+          <w:szCs w:val="20"/>
+          <w:lang w:val="uk-UA"/>
+        </w:rPr>
+        <w:t>саме</w:t>
+      </w:r>
+      <w:r>
+        <w:rPr>
+          <w:i/>
+          <w:sz w:val="20"/>
+          <w:szCs w:val="20"/>
+        </w:rPr>
+        <w:t xml:space="preserve">: </w:t>
+      </w:r>
+      <w:r>
+        <w:rPr>
+          <w:i/>
+          <w:sz w:val="20"/>
+          <w:szCs w:val="20"/>
+          <w:lang w:val="uk-UA"/>
+        </w:rPr>
+        <w:t>вибухові</w:t>
+      </w:r>
+      <w:r>
+        <w:rPr>
+          <w:i/>
+          <w:sz w:val="20"/>
+          <w:szCs w:val="20"/>
+        </w:rPr>
+        <w:t>, само</w:t>
+      </w:r>
+      <w:r>
+        <w:rPr>
+          <w:i/>
+          <w:sz w:val="20"/>
+          <w:szCs w:val="20"/>
+          <w:lang w:val="uk-UA"/>
+        </w:rPr>
+        <w:t>запальні</w:t>
+      </w:r>
+      <w:r>
+        <w:rPr>
+          <w:i/>
+          <w:sz w:val="20"/>
+          <w:szCs w:val="20"/>
+        </w:rPr>
         <w:t xml:space="preserve">, </w:t>
       </w:r>
-      <w:proofErr w:type="spellStart"/>
-      <w:r>
-        <w:rPr>
-          <w:i/>
-          <w:sz w:val="20"/>
-          <w:szCs w:val="20"/>
-        </w:rPr>
-        <w:t>категорич</w:t>
-      </w:r>
-      <w:proofErr w:type="spellEnd"/>
-      <w:r>
-        <w:rPr>
-          <w:i/>
-          <w:sz w:val="20"/>
-          <w:szCs w:val="20"/>
-          <w:lang w:val="uk-UA"/>
-        </w:rPr>
-        <w:t>но</w:t>
+      <w:r>
+        <w:rPr>
+          <w:i/>
+          <w:sz w:val="20"/>
+          <w:szCs w:val="20"/>
+          <w:lang w:val="uk-UA"/>
+        </w:rPr>
+        <w:t>легкозаймисті</w:t>
+      </w:r>
+      <w:r>
+        <w:rPr>
+          <w:i/>
+          <w:sz w:val="20"/>
+          <w:szCs w:val="20"/>
+        </w:rPr>
+        <w:t xml:space="preserve">, </w:t>
+      </w:r>
+      <w:r>
+        <w:rPr>
+          <w:i/>
+          <w:sz w:val="20"/>
+          <w:szCs w:val="20"/>
+          <w:lang w:val="uk-UA"/>
+        </w:rPr>
+        <w:t>отруйні</w:t>
+      </w:r>
+      <w:r>
+        <w:rPr>
+          <w:i/>
+          <w:sz w:val="20"/>
+          <w:szCs w:val="20"/>
+        </w:rPr>
+        <w:t>, ядовит</w:t>
+      </w:r>
+      <w:r>
+        <w:rPr>
+          <w:i/>
+          <w:sz w:val="20"/>
+          <w:szCs w:val="20"/>
+          <w:lang w:val="uk-UA"/>
+        </w:rPr>
+        <w:t>і</w:t>
+      </w:r>
+      <w:r>
+        <w:rPr>
+          <w:i/>
+          <w:sz w:val="20"/>
+          <w:szCs w:val="20"/>
+        </w:rPr>
+        <w:t xml:space="preserve">, </w:t>
+      </w:r>
+      <w:r>
+        <w:rPr>
+          <w:i/>
+          <w:sz w:val="20"/>
+          <w:szCs w:val="20"/>
+          <w:lang w:val="uk-UA"/>
+        </w:rPr>
+        <w:t>їдкі</w:t>
+      </w:r>
+      <w:r>
+        <w:rPr>
+          <w:i/>
+          <w:sz w:val="20"/>
+          <w:szCs w:val="20"/>
+        </w:rPr>
+        <w:t xml:space="preserve"> </w:t>
+      </w:r>
+      <w:r>
+        <w:rPr>
+          <w:i/>
+          <w:sz w:val="20"/>
+          <w:szCs w:val="20"/>
+          <w:lang w:val="uk-UA"/>
+        </w:rPr>
+        <w:t>і</w:t>
+      </w:r>
+      <w:r>
+        <w:rPr>
+          <w:i/>
+          <w:sz w:val="20"/>
+          <w:szCs w:val="20"/>
+        </w:rPr>
+        <w:t xml:space="preserve"> </w:t>
+      </w:r>
+      <w:r>
+        <w:rPr>
+          <w:i/>
+          <w:sz w:val="20"/>
+          <w:szCs w:val="20"/>
+          <w:lang w:val="uk-UA"/>
+        </w:rPr>
+        <w:t>смердючі</w:t>
+      </w:r>
+      <w:r>
+        <w:rPr>
+          <w:i/>
+          <w:sz w:val="20"/>
+          <w:szCs w:val="20"/>
+        </w:rPr>
+        <w:t xml:space="preserve"> </w:t>
+      </w:r>
+      <w:r>
+        <w:rPr>
+          <w:i/>
+          <w:sz w:val="20"/>
+          <w:szCs w:val="20"/>
+          <w:lang w:val="uk-UA"/>
+        </w:rPr>
+        <w:t>речовини</w:t>
+      </w:r>
+      <w:r>
+        <w:rPr>
+          <w:i/>
+          <w:sz w:val="20"/>
+          <w:szCs w:val="20"/>
+        </w:rPr>
+        <w:t xml:space="preserve">, </w:t>
+      </w:r>
+      <w:r>
+        <w:rPr>
+          <w:i/>
+          <w:sz w:val="20"/>
+          <w:szCs w:val="20"/>
+          <w:lang w:val="uk-UA"/>
+        </w:rPr>
+        <w:t>стислі</w:t>
+      </w:r>
+      <w:r>
+        <w:rPr>
+          <w:i/>
+          <w:sz w:val="20"/>
+          <w:szCs w:val="20"/>
+        </w:rPr>
+        <w:t xml:space="preserve"> </w:t>
+      </w:r>
+      <w:r>
+        <w:rPr>
+          <w:i/>
+          <w:sz w:val="20"/>
+          <w:szCs w:val="20"/>
+          <w:lang w:val="uk-UA"/>
+        </w:rPr>
+        <w:t>або</w:t>
+      </w:r>
+      <w:r>
+        <w:rPr>
+          <w:i/>
+          <w:sz w:val="20"/>
+          <w:szCs w:val="20"/>
+        </w:rPr>
+        <w:t xml:space="preserve"> </w:t>
+      </w:r>
+      <w:r>
+        <w:rPr>
+          <w:i/>
+          <w:sz w:val="20"/>
+          <w:szCs w:val="20"/>
+          <w:lang w:val="uk-UA"/>
+        </w:rPr>
+        <w:t>зріджені гази</w:t>
+      </w:r>
+      <w:r>
+        <w:rPr>
+          <w:i/>
+          <w:sz w:val="20"/>
+          <w:szCs w:val="20"/>
+        </w:rPr>
+        <w:t>, а так</w:t>
+      </w:r>
+      <w:r>
+        <w:rPr>
+          <w:i/>
+          <w:sz w:val="20"/>
+          <w:szCs w:val="20"/>
+          <w:lang w:val="uk-UA"/>
+        </w:rPr>
+        <w:t>ож</w:t>
+      </w:r>
+      <w:r>
+        <w:rPr>
+          <w:i/>
+          <w:sz w:val="20"/>
+          <w:szCs w:val="20"/>
+        </w:rPr>
+        <w:t xml:space="preserve"> </w:t>
+      </w:r>
+      <w:r>
+        <w:rPr>
+          <w:i/>
+          <w:sz w:val="20"/>
+          <w:szCs w:val="20"/>
+          <w:lang w:val="uk-UA"/>
+        </w:rPr>
+        <w:t>інші</w:t>
       </w:r>
       <w:r>
         <w:rPr>
@@ -2376,310 +2212,14 @@
         </w:rPr>
         <w:t xml:space="preserve"> за</w:t>
       </w:r>
-      <w:proofErr w:type="spellStart"/>
-      <w:r>
-        <w:rPr>
-          <w:i/>
-          <w:sz w:val="20"/>
-          <w:szCs w:val="20"/>
-          <w:lang w:val="uk-UA"/>
-        </w:rPr>
-        <w:t>боронені</w:t>
-      </w:r>
-      <w:proofErr w:type="spellEnd"/>
-      <w:r>
-        <w:rPr>
-          <w:i/>
-          <w:sz w:val="20"/>
-          <w:szCs w:val="20"/>
-          <w:lang w:val="uk-UA"/>
-        </w:rPr>
-        <w:t xml:space="preserve"> до перевезення</w:t>
-      </w:r>
-      <w:r>
-        <w:rPr>
-          <w:i/>
-          <w:sz w:val="20"/>
-          <w:szCs w:val="20"/>
-        </w:rPr>
-        <w:t xml:space="preserve">, а </w:t>
-      </w:r>
-      <w:r>
-        <w:rPr>
-          <w:i/>
-          <w:sz w:val="20"/>
-          <w:szCs w:val="20"/>
-          <w:lang w:val="uk-UA"/>
-        </w:rPr>
-        <w:t>саме</w:t>
-      </w:r>
-      <w:r>
-        <w:rPr>
-          <w:i/>
-          <w:sz w:val="20"/>
-          <w:szCs w:val="20"/>
-        </w:rPr>
-        <w:t xml:space="preserve">: </w:t>
-      </w:r>
-      <w:r>
-        <w:rPr>
-          <w:i/>
-          <w:sz w:val="20"/>
-          <w:szCs w:val="20"/>
-          <w:lang w:val="uk-UA"/>
-        </w:rPr>
-        <w:t>вибухові</w:t>
-      </w:r>
-      <w:r>
-        <w:rPr>
-          <w:i/>
-          <w:sz w:val="20"/>
-          <w:szCs w:val="20"/>
-        </w:rPr>
-        <w:t>, само</w:t>
-      </w:r>
-      <w:r>
-        <w:rPr>
-          <w:i/>
-          <w:sz w:val="20"/>
-          <w:szCs w:val="20"/>
-          <w:lang w:val="uk-UA"/>
-        </w:rPr>
-        <w:t>запальні</w:t>
-      </w:r>
-      <w:r>
-        <w:rPr>
-          <w:i/>
-          <w:sz w:val="20"/>
-          <w:szCs w:val="20"/>
-        </w:rPr>
-        <w:t xml:space="preserve">, </w:t>
-      </w:r>
-      <w:r>
-        <w:rPr>
-          <w:i/>
-          <w:sz w:val="20"/>
-          <w:szCs w:val="20"/>
-          <w:lang w:val="uk-UA"/>
-        </w:rPr>
-        <w:t>легкозаймисті</w:t>
-      </w:r>
-      <w:r>
-        <w:rPr>
-          <w:i/>
-          <w:sz w:val="20"/>
-          <w:szCs w:val="20"/>
-        </w:rPr>
-        <w:t xml:space="preserve">, </w:t>
-      </w:r>
-      <w:r>
-        <w:rPr>
-          <w:i/>
-          <w:sz w:val="20"/>
-          <w:szCs w:val="20"/>
-          <w:lang w:val="uk-UA"/>
-        </w:rPr>
-        <w:t>отруйні</w:t>
-      </w:r>
-      <w:r>
-        <w:rPr>
-          <w:i/>
-          <w:sz w:val="20"/>
-          <w:szCs w:val="20"/>
-        </w:rPr>
-        <w:t>, ядовит</w:t>
-      </w:r>
-      <w:r>
-        <w:rPr>
-          <w:i/>
-          <w:sz w:val="20"/>
-          <w:szCs w:val="20"/>
-          <w:lang w:val="uk-UA"/>
-        </w:rPr>
-        <w:t>і</w:t>
-      </w:r>
-      <w:r>
-        <w:rPr>
-          <w:i/>
-          <w:sz w:val="20"/>
-          <w:szCs w:val="20"/>
-        </w:rPr>
-        <w:t xml:space="preserve">, </w:t>
-      </w:r>
-      <w:r>
-        <w:rPr>
-          <w:i/>
-          <w:sz w:val="20"/>
-          <w:szCs w:val="20"/>
-          <w:lang w:val="uk-UA"/>
-        </w:rPr>
-        <w:t>їдкі</w:t>
-      </w:r>
-      <w:r>
-        <w:rPr>
-          <w:i/>
-          <w:sz w:val="20"/>
-          <w:szCs w:val="20"/>
-        </w:rPr>
-        <w:t xml:space="preserve"> </w:t>
-      </w:r>
-      <w:r>
-        <w:rPr>
-          <w:i/>
-          <w:sz w:val="20"/>
-          <w:szCs w:val="20"/>
-          <w:lang w:val="uk-UA"/>
-        </w:rPr>
-        <w:t>і</w:t>
-      </w:r>
-      <w:r>
-        <w:rPr>
-          <w:i/>
-          <w:sz w:val="20"/>
-          <w:szCs w:val="20"/>
-        </w:rPr>
-        <w:t xml:space="preserve"> </w:t>
-      </w:r>
-      <w:r>
-        <w:rPr>
-          <w:i/>
-          <w:sz w:val="20"/>
-          <w:szCs w:val="20"/>
-          <w:lang w:val="uk-UA"/>
-        </w:rPr>
-        <w:t>смердючі</w:t>
-      </w:r>
-      <w:r>
-        <w:rPr>
-          <w:i/>
-          <w:sz w:val="20"/>
-          <w:szCs w:val="20"/>
-        </w:rPr>
-        <w:t xml:space="preserve"> </w:t>
-      </w:r>
-      <w:r>
-        <w:rPr>
-          <w:i/>
-          <w:sz w:val="20"/>
-          <w:szCs w:val="20"/>
-          <w:lang w:val="uk-UA"/>
-        </w:rPr>
-        <w:t>речовини</w:t>
-      </w:r>
-      <w:r>
-        <w:rPr>
-          <w:i/>
-          <w:sz w:val="20"/>
-          <w:szCs w:val="20"/>
-        </w:rPr>
-        <w:t xml:space="preserve">, </w:t>
-      </w:r>
-      <w:r>
-        <w:rPr>
-          <w:i/>
-          <w:sz w:val="20"/>
-          <w:szCs w:val="20"/>
-          <w:lang w:val="uk-UA"/>
-        </w:rPr>
-        <w:t>стислі</w:t>
-      </w:r>
-      <w:r>
-        <w:rPr>
-          <w:i/>
-          <w:sz w:val="20"/>
-          <w:szCs w:val="20"/>
-        </w:rPr>
-        <w:t xml:space="preserve"> </w:t>
-      </w:r>
-      <w:r>
-        <w:rPr>
-          <w:i/>
-          <w:sz w:val="20"/>
-          <w:szCs w:val="20"/>
-          <w:lang w:val="uk-UA"/>
-        </w:rPr>
-        <w:t>або</w:t>
-      </w:r>
-      <w:r>
-        <w:rPr>
-          <w:i/>
-          <w:sz w:val="20"/>
-          <w:szCs w:val="20"/>
-        </w:rPr>
-        <w:t xml:space="preserve"> </w:t>
-      </w:r>
-      <w:r>
-        <w:rPr>
-          <w:i/>
-          <w:sz w:val="20"/>
-          <w:szCs w:val="20"/>
-          <w:lang w:val="uk-UA"/>
-        </w:rPr>
-        <w:t>зріджені гази</w:t>
-      </w:r>
-      <w:r>
-        <w:rPr>
-          <w:i/>
-          <w:sz w:val="20"/>
-          <w:szCs w:val="20"/>
-        </w:rPr>
-        <w:t>, а так</w:t>
-      </w:r>
-      <w:proofErr w:type="spellStart"/>
-      <w:r>
-        <w:rPr>
-          <w:i/>
-          <w:sz w:val="20"/>
-          <w:szCs w:val="20"/>
-          <w:lang w:val="uk-UA"/>
-        </w:rPr>
-        <w:t>ож</w:t>
-      </w:r>
-      <w:proofErr w:type="spellEnd"/>
-      <w:r>
-        <w:rPr>
-          <w:i/>
-          <w:sz w:val="20"/>
-          <w:szCs w:val="20"/>
-        </w:rPr>
-        <w:t xml:space="preserve"> </w:t>
-      </w:r>
-      <w:r>
-        <w:rPr>
-          <w:i/>
-          <w:sz w:val="20"/>
-          <w:szCs w:val="20"/>
-          <w:lang w:val="uk-UA"/>
-        </w:rPr>
-        <w:t>інші</w:t>
-      </w:r>
-      <w:r>
-        <w:rPr>
-          <w:i/>
-          <w:sz w:val="20"/>
-          <w:szCs w:val="20"/>
-        </w:rPr>
-        <w:t xml:space="preserve"> за</w:t>
-      </w:r>
-      <w:proofErr w:type="spellStart"/>
-      <w:r>
-        <w:rPr>
-          <w:i/>
-          <w:sz w:val="20"/>
-          <w:szCs w:val="20"/>
-          <w:lang w:val="uk-UA"/>
-        </w:rPr>
-        <w:t>боронені</w:t>
-      </w:r>
-      <w:proofErr w:type="spellEnd"/>
-      <w:r>
-        <w:rPr>
-          <w:i/>
-          <w:sz w:val="20"/>
-          <w:szCs w:val="20"/>
-          <w:lang w:val="uk-UA"/>
-        </w:rPr>
-        <w:t xml:space="preserve"> до</w:t>
+      <w:r>
+        <w:rPr>
+          <w:i/>
+          <w:sz w:val="20"/>
+          <w:szCs w:val="20"/>
+          <w:lang w:val="uk-UA"/>
+        </w:rPr>
+        <w:t>боронені до</w:t>
       </w:r>
       <w:r>
         <w:rPr>
@@ -2689,7 +2229,6 @@
         </w:rPr>
         <w:t xml:space="preserve"> перев</w:t>
       </w:r>
-      <w:proofErr w:type="spellStart"/>
       <w:r>
         <w:rPr>
           <w:i/>
@@ -2699,7 +2238,6 @@
         </w:rPr>
         <w:t>езення</w:t>
       </w:r>
-      <w:proofErr w:type="spellEnd"/>
       <w:r>
         <w:rPr>
           <w:i/>
@@ -2792,74 +2330,149 @@
           <w:sz w:val="20"/>
           <w:szCs w:val="20"/>
         </w:rPr>
+        <w:t xml:space="preserve"> необход</w:t>
+      </w:r>
+      <w:r>
+        <w:rPr>
+          <w:i/>
+          <w:sz w:val="20"/>
+          <w:szCs w:val="20"/>
+          <w:lang w:val="uk-UA"/>
+        </w:rPr>
+        <w:t>ні</w:t>
+      </w:r>
+      <w:r>
+        <w:rPr>
+          <w:i/>
+          <w:sz w:val="20"/>
+          <w:szCs w:val="20"/>
+        </w:rPr>
+        <w:t xml:space="preserve"> у</w:t>
+      </w:r>
+      <w:r>
+        <w:rPr>
+          <w:i/>
+          <w:sz w:val="20"/>
+          <w:szCs w:val="20"/>
+          <w:lang w:val="uk-UA"/>
+        </w:rPr>
+        <w:t>мови</w:t>
+      </w:r>
+      <w:r>
+        <w:rPr>
+          <w:i/>
+          <w:sz w:val="20"/>
+          <w:szCs w:val="20"/>
+        </w:rPr>
+        <w:t xml:space="preserve"> для </w:t>
+      </w:r>
+      <w:r>
+        <w:rPr>
+          <w:sz w:val="20"/>
+          <w:szCs w:val="20"/>
+          <w:lang w:val="uk-UA"/>
+        </w:rPr>
+        <w:t>завантаження</w:t>
+      </w:r>
+      <w:r>
+        <w:rPr>
+          <w:sz w:val="20"/>
+          <w:szCs w:val="20"/>
+        </w:rPr>
+        <w:t>/</w:t>
+      </w:r>
+      <w:r>
+        <w:rPr>
+          <w:sz w:val="20"/>
+          <w:szCs w:val="20"/>
+          <w:lang w:val="uk-UA"/>
+        </w:rPr>
+        <w:t>розвантаження</w:t>
+      </w:r>
+      <w:r>
+        <w:rPr>
+          <w:i/>
+          <w:sz w:val="20"/>
+          <w:szCs w:val="20"/>
+        </w:rPr>
         <w:t xml:space="preserve"> </w:t>
       </w:r>
-      <w:proofErr w:type="spellStart"/>
-      <w:r>
-        <w:rPr>
-          <w:i/>
-          <w:sz w:val="20"/>
-          <w:szCs w:val="20"/>
-        </w:rPr>
-        <w:t>необход</w:t>
-      </w:r>
-      <w:proofErr w:type="spellEnd"/>
-      <w:r>
-        <w:rPr>
-          <w:i/>
-          <w:sz w:val="20"/>
-          <w:szCs w:val="20"/>
-          <w:lang w:val="uk-UA"/>
-        </w:rPr>
-        <w:t>ні</w:t>
-      </w:r>
-      <w:r>
-        <w:rPr>
-          <w:i/>
-          <w:sz w:val="20"/>
-          <w:szCs w:val="20"/>
-        </w:rPr>
-        <w:t xml:space="preserve"> у</w:t>
-      </w:r>
-      <w:r>
-        <w:rPr>
-          <w:i/>
-          <w:sz w:val="20"/>
-          <w:szCs w:val="20"/>
-          <w:lang w:val="uk-UA"/>
-        </w:rPr>
-        <w:t>мови</w:t>
-      </w:r>
-      <w:r>
-        <w:rPr>
-          <w:i/>
-          <w:sz w:val="20"/>
-          <w:szCs w:val="20"/>
-        </w:rPr>
-        <w:t xml:space="preserve"> для </w:t>
-      </w:r>
-      <w:r>
-        <w:rPr>
-          <w:sz w:val="20"/>
-          <w:szCs w:val="20"/>
-          <w:lang w:val="uk-UA"/>
-        </w:rPr>
-        <w:t>завантаження</w:t>
-      </w:r>
-      <w:r>
-        <w:rPr>
-          <w:sz w:val="20"/>
-          <w:szCs w:val="20"/>
-        </w:rPr>
-        <w:t>/</w:t>
-      </w:r>
-      <w:r>
-        <w:rPr>
-          <w:sz w:val="20"/>
-          <w:szCs w:val="20"/>
-          <w:lang w:val="uk-UA"/>
-        </w:rPr>
-        <w:t>розвантаження</w:t>
+      <w:r>
+        <w:rPr>
+          <w:i/>
+          <w:sz w:val="20"/>
+          <w:szCs w:val="20"/>
+          <w:lang w:val="uk-UA"/>
+        </w:rPr>
+        <w:t>вантажу</w:t>
+      </w:r>
+      <w:r>
+        <w:rPr>
+          <w:i/>
+          <w:sz w:val="20"/>
+          <w:szCs w:val="20"/>
+        </w:rPr>
+        <w:t xml:space="preserve">, </w:t>
+      </w:r>
+      <w:r>
+        <w:rPr>
+          <w:i/>
+          <w:sz w:val="20"/>
+          <w:szCs w:val="20"/>
+          <w:lang w:val="uk-UA"/>
+        </w:rPr>
+        <w:t>забезпечити під’їздні шляхи і за</w:t>
+      </w:r>
+      <w:r>
+        <w:rPr>
+          <w:i/>
+          <w:sz w:val="20"/>
+          <w:szCs w:val="20"/>
+        </w:rPr>
+        <w:t xml:space="preserve"> необх</w:t>
+      </w:r>
+      <w:r>
+        <w:rPr>
+          <w:i/>
+          <w:sz w:val="20"/>
+          <w:szCs w:val="20"/>
+          <w:lang w:val="uk-UA"/>
+        </w:rPr>
+        <w:t>і</w:t>
+      </w:r>
+      <w:r>
+        <w:rPr>
+          <w:i/>
+          <w:sz w:val="20"/>
+          <w:szCs w:val="20"/>
+        </w:rPr>
+        <w:t>д</w:t>
+      </w:r>
+      <w:r>
+        <w:rPr>
+          <w:i/>
+          <w:sz w:val="20"/>
+          <w:szCs w:val="20"/>
+          <w:lang w:val="uk-UA"/>
+        </w:rPr>
+        <w:t>ності</w:t>
+      </w:r>
+      <w:r>
+        <w:rPr>
+          <w:i/>
+          <w:sz w:val="20"/>
+          <w:szCs w:val="20"/>
+        </w:rPr>
+        <w:t xml:space="preserve"> оплатит</w:t>
+      </w:r>
+      <w:r>
+        <w:rPr>
+          <w:i/>
+          <w:sz w:val="20"/>
+          <w:szCs w:val="20"/>
+          <w:lang w:val="uk-UA"/>
+        </w:rPr>
+        <w:t>и</w:t>
       </w:r>
       <w:r>
         <w:rPr>
@@ -2869,124 +2482,6 @@
         </w:rPr>
         <w:t xml:space="preserve"> </w:t>
       </w:r>
-      <w:r>
-        <w:rPr>
-          <w:i/>
-          <w:sz w:val="20"/>
-          <w:szCs w:val="20"/>
-          <w:lang w:val="uk-UA"/>
-        </w:rPr>
-        <w:t>вантажу</w:t>
-      </w:r>
-      <w:r>
-        <w:rPr>
-          <w:i/>
-          <w:sz w:val="20"/>
-          <w:szCs w:val="20"/>
-        </w:rPr>
-        <w:t xml:space="preserve">, </w:t>
-      </w:r>
-      <w:r>
-        <w:rPr>
-          <w:i/>
-          <w:sz w:val="20"/>
-          <w:szCs w:val="20"/>
-          <w:lang w:val="uk-UA"/>
-        </w:rPr>
-        <w:t xml:space="preserve">забезпечити </w:t>
-      </w:r>
-      <w:proofErr w:type="spellStart"/>
-      <w:r>
-        <w:rPr>
-          <w:i/>
-          <w:sz w:val="20"/>
-          <w:szCs w:val="20"/>
-          <w:lang w:val="uk-UA"/>
-        </w:rPr>
-        <w:t>під’їздні</w:t>
-      </w:r>
-      <w:proofErr w:type="spellEnd"/>
-      <w:r>
-        <w:rPr>
-          <w:i/>
-          <w:sz w:val="20"/>
-          <w:szCs w:val="20"/>
-          <w:lang w:val="uk-UA"/>
-        </w:rPr>
-        <w:t xml:space="preserve"> шляхи і за</w:t>
-      </w:r>
-      <w:r>
-        <w:rPr>
-          <w:i/>
-          <w:sz w:val="20"/>
-          <w:szCs w:val="20"/>
-        </w:rPr>
-        <w:t xml:space="preserve"> </w:t>
-      </w:r>
-      <w:proofErr w:type="spellStart"/>
-      <w:r>
-        <w:rPr>
-          <w:i/>
-          <w:sz w:val="20"/>
-          <w:szCs w:val="20"/>
-        </w:rPr>
-        <w:t>необх</w:t>
-      </w:r>
-      <w:proofErr w:type="spellEnd"/>
-      <w:r>
-        <w:rPr>
-          <w:i/>
-          <w:sz w:val="20"/>
-          <w:szCs w:val="20"/>
-          <w:lang w:val="uk-UA"/>
-        </w:rPr>
-        <w:t>і</w:t>
-      </w:r>
-      <w:r>
-        <w:rPr>
-          <w:i/>
-          <w:sz w:val="20"/>
-          <w:szCs w:val="20"/>
-        </w:rPr>
-        <w:t>д</w:t>
-      </w:r>
-      <w:proofErr w:type="spellStart"/>
-      <w:r>
-        <w:rPr>
-          <w:i/>
-          <w:sz w:val="20"/>
-          <w:szCs w:val="20"/>
-          <w:lang w:val="uk-UA"/>
-        </w:rPr>
-        <w:t>ності</w:t>
-      </w:r>
-      <w:proofErr w:type="spellEnd"/>
-      <w:r>
-        <w:rPr>
-          <w:i/>
-          <w:sz w:val="20"/>
-          <w:szCs w:val="20"/>
-        </w:rPr>
-        <w:t xml:space="preserve"> оплатит</w:t>
-      </w:r>
-      <w:r>
-        <w:rPr>
-          <w:i/>
-          <w:sz w:val="20"/>
-          <w:szCs w:val="20"/>
-          <w:lang w:val="uk-UA"/>
-        </w:rPr>
-        <w:t>и</w:t>
-      </w:r>
-      <w:r>
-        <w:rPr>
-          <w:i/>
-          <w:sz w:val="20"/>
-          <w:szCs w:val="20"/>
-        </w:rPr>
-        <w:t xml:space="preserve"> </w:t>
-      </w:r>
-      <w:proofErr w:type="spellStart"/>
       <w:proofErr w:type="gramStart"/>
       <w:r>
         <w:rPr>
@@ -2994,16 +2489,7 @@
           <w:sz w:val="20"/>
           <w:szCs w:val="20"/>
         </w:rPr>
-        <w:t>платну</w:t>
-      </w:r>
-      <w:proofErr w:type="spellEnd"/>
-      <w:r>
-        <w:rPr>
-          <w:i/>
-          <w:sz w:val="20"/>
-          <w:szCs w:val="20"/>
-        </w:rPr>
-        <w:t xml:space="preserve">  стоянку</w:t>
+        <w:t>платну  стоянку</w:t>
       </w:r>
       <w:proofErr w:type="gramEnd"/>
       <w:r>
@@ -3089,25 +2575,7 @@
           <w:sz w:val="20"/>
           <w:szCs w:val="20"/>
         </w:rPr>
-        <w:t>{</w:t>
-      </w:r>
-      <w:proofErr w:type="spellStart"/>
-      <w:r>
-        <w:rPr>
-          <w:i/>
-          <w:sz w:val="20"/>
-          <w:szCs w:val="20"/>
-        </w:rPr>
-        <w:t>cmrCount</w:t>
-      </w:r>
-      <w:proofErr w:type="spellEnd"/>
-      <w:r>
-        <w:rPr>
-          <w:i/>
-          <w:sz w:val="20"/>
-          <w:szCs w:val="20"/>
-        </w:rPr>
-        <w:t>}</w:t>
+        <w:t>{cmrCount}</w:t>
       </w:r>
       <w:r>
         <w:rPr>
@@ -3126,59 +2594,13 @@
         </w:rPr>
         <w:t>е</w:t>
       </w:r>
-      <w:proofErr w:type="spellStart"/>
-      <w:r>
-        <w:rPr>
-          <w:i/>
-          <w:sz w:val="20"/>
-          <w:szCs w:val="20"/>
-        </w:rPr>
-        <w:t>кземплярах</w:t>
-      </w:r>
-      <w:proofErr w:type="spellEnd"/>
-      <w:r>
-        <w:rPr>
-          <w:i/>
-          <w:sz w:val="20"/>
-          <w:szCs w:val="20"/>
-        </w:rPr>
-        <w:t xml:space="preserve"> товарно-</w:t>
-      </w:r>
-      <w:proofErr w:type="spellStart"/>
-      <w:r>
-        <w:rPr>
-          <w:i/>
-          <w:sz w:val="20"/>
-          <w:szCs w:val="20"/>
-        </w:rPr>
-        <w:t>транспортну</w:t>
-      </w:r>
-      <w:proofErr w:type="spellEnd"/>
-      <w:r>
-        <w:rPr>
-          <w:i/>
-          <w:sz w:val="20"/>
-          <w:szCs w:val="20"/>
-        </w:rPr>
-        <w:t xml:space="preserve"> </w:t>
-      </w:r>
-      <w:proofErr w:type="spellStart"/>
-      <w:r>
-        <w:rPr>
-          <w:i/>
-          <w:sz w:val="20"/>
-          <w:szCs w:val="20"/>
-        </w:rPr>
-        <w:t>накладну</w:t>
-      </w:r>
-      <w:proofErr w:type="spellEnd"/>
-      <w:r>
-        <w:rPr>
-          <w:i/>
-          <w:sz w:val="20"/>
-          <w:szCs w:val="20"/>
-        </w:rPr>
-        <w:t xml:space="preserve"> </w:t>
+      <w:r>
+        <w:rPr>
+          <w:i/>
+          <w:sz w:val="20"/>
+          <w:szCs w:val="20"/>
+        </w:rPr>
+        <w:t xml:space="preserve">кземплярах товарно-транспортну накладну </w:t>
       </w:r>
       <w:r>
         <w:rPr>
@@ -3214,7 +2636,6 @@
         </w:rPr>
         <w:t>, а так</w:t>
       </w:r>
-      <w:proofErr w:type="spellStart"/>
       <w:r>
         <w:rPr>
           <w:i/>
@@ -3224,7 +2645,6 @@
         </w:rPr>
         <w:t>ож</w:t>
       </w:r>
-      <w:proofErr w:type="spellEnd"/>
       <w:r>
         <w:rPr>
           <w:i/>
@@ -3248,18 +2668,8 @@
           <w:sz w:val="20"/>
           <w:szCs w:val="20"/>
         </w:rPr>
-        <w:t xml:space="preserve">в, </w:t>
-      </w:r>
-      <w:proofErr w:type="spellStart"/>
-      <w:r>
-        <w:rPr>
-          <w:i/>
-          <w:sz w:val="20"/>
-          <w:szCs w:val="20"/>
-        </w:rPr>
-        <w:t>необх</w:t>
-      </w:r>
-      <w:proofErr w:type="spellEnd"/>
+        <w:t>в, необх</w:t>
+      </w:r>
       <w:r>
         <w:rPr>
           <w:i/>
@@ -3294,7 +2704,6 @@
         </w:rPr>
         <w:t xml:space="preserve"> для перев</w:t>
       </w:r>
-      <w:proofErr w:type="spellStart"/>
       <w:r>
         <w:rPr>
           <w:i/>
@@ -3304,7 +2713,6 @@
         </w:rPr>
         <w:t>езення</w:t>
       </w:r>
-      <w:proofErr w:type="spellEnd"/>
       <w:r>
         <w:rPr>
           <w:i/>
@@ -3348,25 +2756,14 @@
         </w:rPr>
         <w:t xml:space="preserve">5. </w:t>
       </w:r>
-      <w:proofErr w:type="spellStart"/>
-      <w:r>
-        <w:rPr>
-          <w:i/>
-          <w:sz w:val="20"/>
-          <w:szCs w:val="20"/>
-          <w:lang w:val="uk-UA"/>
-        </w:rPr>
-        <w:t>Навантажувально</w:t>
-      </w:r>
-      <w:proofErr w:type="spellEnd"/>
-      <w:r>
-        <w:rPr>
-          <w:i/>
-          <w:sz w:val="20"/>
-          <w:szCs w:val="20"/>
-          <w:lang w:val="uk-UA"/>
-        </w:rPr>
-        <w:t>-розвантажувальні роботи</w:t>
+      <w:r>
+        <w:rPr>
+          <w:i/>
+          <w:sz w:val="20"/>
+          <w:szCs w:val="20"/>
+          <w:lang w:val="uk-UA"/>
+        </w:rPr>
+        <w:t>Навантажувально-розвантажувальні роботи</w:t>
       </w:r>
       <w:r>
         <w:rPr>
@@ -3536,17 +2933,7 @@
           <w:szCs w:val="20"/>
           <w:lang w:val="uk-UA"/>
         </w:rPr>
-        <w:t xml:space="preserve">зобов’язаний </w:t>
-      </w:r>
-      <w:proofErr w:type="spellStart"/>
-      <w:r>
-        <w:rPr>
-          <w:i/>
-          <w:sz w:val="20"/>
-          <w:szCs w:val="20"/>
-          <w:lang w:val="uk-UA"/>
-        </w:rPr>
-        <w:t>проі</w:t>
+        <w:t>зобов’язаний проі</w:t>
       </w:r>
       <w:r>
         <w:rPr>
@@ -3556,7 +2943,6 @@
         </w:rPr>
         <w:t>нформ</w:t>
       </w:r>
-      <w:proofErr w:type="spellEnd"/>
       <w:r>
         <w:rPr>
           <w:i/>
@@ -3657,27 +3043,119 @@
           <w:sz w:val="20"/>
           <w:szCs w:val="20"/>
         </w:rPr>
+        <w:t xml:space="preserve"> переадре</w:t>
+      </w:r>
+      <w:r>
+        <w:rPr>
+          <w:i/>
+          <w:sz w:val="20"/>
+          <w:szCs w:val="20"/>
+          <w:lang w:val="uk-UA"/>
+        </w:rPr>
+        <w:t>сування</w:t>
+      </w:r>
+      <w:r>
+        <w:rPr>
+          <w:i/>
+          <w:sz w:val="20"/>
+          <w:szCs w:val="20"/>
+        </w:rPr>
+        <w:t xml:space="preserve">, </w:t>
+      </w:r>
+      <w:r>
+        <w:rPr>
+          <w:i/>
+          <w:sz w:val="20"/>
+          <w:szCs w:val="20"/>
+          <w:lang w:val="uk-UA"/>
+        </w:rPr>
+        <w:t>перевантаження</w:t>
+      </w:r>
+      <w:r>
+        <w:rPr>
+          <w:i/>
+          <w:sz w:val="20"/>
+          <w:szCs w:val="20"/>
+        </w:rPr>
         <w:t xml:space="preserve"> </w:t>
       </w:r>
-      <w:proofErr w:type="spellStart"/>
-      <w:r>
-        <w:rPr>
-          <w:i/>
-          <w:sz w:val="20"/>
-          <w:szCs w:val="20"/>
-        </w:rPr>
-        <w:t>переадре</w:t>
-      </w:r>
-      <w:r>
-        <w:rPr>
-          <w:i/>
-          <w:sz w:val="20"/>
-          <w:szCs w:val="20"/>
-          <w:lang w:val="uk-UA"/>
-        </w:rPr>
-        <w:t>сування</w:t>
-      </w:r>
-      <w:proofErr w:type="spellEnd"/>
+      <w:r>
+        <w:rPr>
+          <w:i/>
+          <w:sz w:val="20"/>
+          <w:szCs w:val="20"/>
+          <w:lang w:val="uk-UA"/>
+        </w:rPr>
+        <w:t>і</w:t>
+      </w:r>
+      <w:r>
+        <w:rPr>
+          <w:i/>
+          <w:sz w:val="20"/>
+          <w:szCs w:val="20"/>
+        </w:rPr>
+        <w:t xml:space="preserve"> </w:t>
+      </w:r>
+      <w:r>
+        <w:rPr>
+          <w:i/>
+          <w:sz w:val="20"/>
+          <w:szCs w:val="20"/>
+          <w:lang w:val="uk-UA"/>
+        </w:rPr>
+        <w:t>непередбачуваних обставин</w:t>
+      </w:r>
+      <w:r>
+        <w:rPr>
+          <w:i/>
+          <w:sz w:val="20"/>
+          <w:szCs w:val="20"/>
+        </w:rPr>
+        <w:t xml:space="preserve">. </w:t>
+      </w:r>
+      <w:r>
+        <w:rPr>
+          <w:i/>
+          <w:sz w:val="20"/>
+          <w:szCs w:val="20"/>
+          <w:lang w:val="uk-UA"/>
+        </w:rPr>
+        <w:t>Експедитор</w:t>
+      </w:r>
+      <w:r>
+        <w:rPr>
+          <w:i/>
+          <w:sz w:val="20"/>
+          <w:szCs w:val="20"/>
+        </w:rPr>
+        <w:t xml:space="preserve"> </w:t>
+      </w:r>
+      <w:r>
+        <w:rPr>
+          <w:i/>
+          <w:sz w:val="20"/>
+          <w:szCs w:val="20"/>
+          <w:lang w:val="uk-UA"/>
+        </w:rPr>
+        <w:t>в разі зміни попередніх умов</w:t>
+      </w:r>
+      <w:r>
+        <w:rPr>
+          <w:i/>
+          <w:sz w:val="20"/>
+          <w:szCs w:val="20"/>
+        </w:rPr>
+        <w:t xml:space="preserve"> договор</w:t>
+      </w:r>
+      <w:r>
+        <w:rPr>
+          <w:i/>
+          <w:sz w:val="20"/>
+          <w:szCs w:val="20"/>
+          <w:lang w:val="uk-UA"/>
+        </w:rPr>
+        <w:t>у</w:t>
+      </w:r>
       <w:r>
         <w:rPr>
           <w:i/>
@@ -3693,108 +3171,6 @@
           <w:szCs w:val="20"/>
           <w:lang w:val="uk-UA"/>
         </w:rPr>
-        <w:t>перевантаження</w:t>
-      </w:r>
-      <w:r>
-        <w:rPr>
-          <w:i/>
-          <w:sz w:val="20"/>
-          <w:szCs w:val="20"/>
-        </w:rPr>
-        <w:t xml:space="preserve"> </w:t>
-      </w:r>
-      <w:r>
-        <w:rPr>
-          <w:i/>
-          <w:sz w:val="20"/>
-          <w:szCs w:val="20"/>
-          <w:lang w:val="uk-UA"/>
-        </w:rPr>
-        <w:t>і</w:t>
-      </w:r>
-      <w:r>
-        <w:rPr>
-          <w:i/>
-          <w:sz w:val="20"/>
-          <w:szCs w:val="20"/>
-        </w:rPr>
-        <w:t xml:space="preserve"> </w:t>
-      </w:r>
-      <w:r>
-        <w:rPr>
-          <w:i/>
-          <w:sz w:val="20"/>
-          <w:szCs w:val="20"/>
-          <w:lang w:val="uk-UA"/>
-        </w:rPr>
-        <w:t>непередбачуваних обставин</w:t>
-      </w:r>
-      <w:r>
-        <w:rPr>
-          <w:i/>
-          <w:sz w:val="20"/>
-          <w:szCs w:val="20"/>
-        </w:rPr>
-        <w:t xml:space="preserve">. </w:t>
-      </w:r>
-      <w:r>
-        <w:rPr>
-          <w:i/>
-          <w:sz w:val="20"/>
-          <w:szCs w:val="20"/>
-          <w:lang w:val="uk-UA"/>
-        </w:rPr>
-        <w:t>Експедитор</w:t>
-      </w:r>
-      <w:r>
-        <w:rPr>
-          <w:i/>
-          <w:sz w:val="20"/>
-          <w:szCs w:val="20"/>
-        </w:rPr>
-        <w:t xml:space="preserve"> </w:t>
-      </w:r>
-      <w:r>
-        <w:rPr>
-          <w:i/>
-          <w:sz w:val="20"/>
-          <w:szCs w:val="20"/>
-          <w:lang w:val="uk-UA"/>
-        </w:rPr>
-        <w:t>в разі зміни попередніх умов</w:t>
-      </w:r>
-      <w:r>
-        <w:rPr>
-          <w:i/>
-          <w:sz w:val="20"/>
-          <w:szCs w:val="20"/>
-        </w:rPr>
-        <w:t xml:space="preserve"> договор</w:t>
-      </w:r>
-      <w:r>
-        <w:rPr>
-          <w:i/>
-          <w:sz w:val="20"/>
-          <w:szCs w:val="20"/>
-          <w:lang w:val="uk-UA"/>
-        </w:rPr>
-        <w:t>у</w:t>
-      </w:r>
-      <w:r>
-        <w:rPr>
-          <w:i/>
-          <w:sz w:val="20"/>
-          <w:szCs w:val="20"/>
-        </w:rPr>
-        <w:t xml:space="preserve">, </w:t>
-      </w:r>
-      <w:r>
-        <w:rPr>
-          <w:i/>
-          <w:sz w:val="20"/>
-          <w:szCs w:val="20"/>
-          <w:lang w:val="uk-UA"/>
-        </w:rPr>
         <w:t>залишає</w:t>
       </w:r>
       <w:r>
@@ -3803,18 +3179,8 @@
           <w:sz w:val="20"/>
           <w:szCs w:val="20"/>
         </w:rPr>
-        <w:t xml:space="preserve"> за </w:t>
-      </w:r>
-      <w:proofErr w:type="spellStart"/>
-      <w:r>
-        <w:rPr>
-          <w:i/>
-          <w:sz w:val="20"/>
-          <w:szCs w:val="20"/>
-        </w:rPr>
-        <w:t>собо</w:t>
-      </w:r>
-      <w:proofErr w:type="spellEnd"/>
+        <w:t xml:space="preserve"> за собо</w:t>
+      </w:r>
       <w:r>
         <w:rPr>
           <w:i/>
@@ -3900,7 +3266,6 @@
           <w:szCs w:val="22"/>
         </w:rPr>
       </w:pPr>
-      <w:proofErr w:type="spellStart"/>
       <w:proofErr w:type="gramStart"/>
       <w:r>
         <w:rPr>
@@ -3910,7 +3275,6 @@
         </w:rPr>
         <w:t>Рекв</w:t>
       </w:r>
-      <w:proofErr w:type="spellEnd"/>
       <w:r>
         <w:rPr>
           <w:b/>
@@ -3920,7 +3284,6 @@
         </w:rPr>
         <w:t>і</w:t>
       </w:r>
-      <w:proofErr w:type="spellStart"/>
       <w:r>
         <w:rPr>
           <w:b/>
@@ -3929,7 +3292,6 @@
         </w:rPr>
         <w:t>зит</w:t>
       </w:r>
-      <w:proofErr w:type="spellEnd"/>
       <w:r>
         <w:rPr>
           <w:b/>
@@ -3982,34 +3344,14 @@
         </w:rPr>
         <w:t>і</w:t>
       </w:r>
-      <w:proofErr w:type="spellStart"/>
       <w:r>
         <w:rPr>
           <w:b/>
           <w:sz w:val="22"/>
           <w:szCs w:val="22"/>
         </w:rPr>
-        <w:t>дписи</w:t>
-      </w:r>
-      <w:proofErr w:type="spellEnd"/>
-      <w:r>
-        <w:rPr>
-          <w:b/>
-          <w:sz w:val="22"/>
-          <w:szCs w:val="22"/>
-        </w:rPr>
-        <w:t xml:space="preserve"> </w:t>
-      </w:r>
-      <w:proofErr w:type="spellStart"/>
-      <w:r>
-        <w:rPr>
-          <w:b/>
-          <w:sz w:val="22"/>
-          <w:szCs w:val="22"/>
-        </w:rPr>
-        <w:t>стор</w:t>
-      </w:r>
-      <w:proofErr w:type="spellEnd"/>
+        <w:t>дписи стор</w:t>
+      </w:r>
       <w:r>
         <w:rPr>
           <w:b/>
@@ -4092,7 +3434,6 @@
               </w:rPr>
               <w:t>{</w:t>
             </w:r>
-            <w:proofErr w:type="spellStart"/>
             <w:r>
               <w:rPr>
                 <w:rFonts w:ascii="Roboto" w:hAnsi="Roboto"/>
@@ -4102,7 +3443,6 @@
               </w:rPr>
               <w:t>customerBankDetailsTitle</w:t>
             </w:r>
-            <w:proofErr w:type="spellEnd"/>
             <w:r>
               <w:rPr>
                 <w:rFonts w:ascii="Roboto" w:hAnsi="Roboto"/>
@@ -4130,7 +3470,6 @@
               </w:rPr>
               <w:t>{</w:t>
             </w:r>
-            <w:proofErr w:type="spellStart"/>
             <w:r>
               <w:rPr>
                 <w:rFonts w:ascii="Roboto" w:hAnsi="Roboto"/>
@@ -4140,7 +3479,6 @@
               </w:rPr>
               <w:t>customerBankDetailsText</w:t>
             </w:r>
-            <w:proofErr w:type="spellEnd"/>
             <w:r>
               <w:rPr>
                 <w:rFonts w:ascii="Roboto" w:hAnsi="Roboto"/>
@@ -4196,29 +3534,7 @@
                 <w:szCs w:val="16"/>
                 <w:lang w:eastAsia="uk-UA"/>
               </w:rPr>
-              <w:t xml:space="preserve">ФОП Дорош </w:t>
-            </w:r>
-            <w:proofErr w:type="spellStart"/>
-            <w:r>
-              <w:rPr>
-                <w:rFonts w:ascii="Roboto" w:hAnsi="Roboto"/>
-                <w:b/>
-                <w:sz w:val="16"/>
-                <w:szCs w:val="16"/>
-                <w:lang w:eastAsia="uk-UA"/>
-              </w:rPr>
-              <w:t>Ігор</w:t>
-            </w:r>
-            <w:proofErr w:type="spellEnd"/>
-            <w:r>
-              <w:rPr>
-                <w:rFonts w:ascii="Roboto" w:hAnsi="Roboto"/>
-                <w:b/>
-                <w:sz w:val="16"/>
-                <w:szCs w:val="16"/>
-                <w:lang w:eastAsia="uk-UA"/>
-              </w:rPr>
-              <w:t xml:space="preserve"> Григорович</w:t>
+              <w:t>ФОП Дорош Ігор Григорович</w:t>
             </w:r>
           </w:p>
           <w:p>
@@ -4287,27 +3603,7 @@
                 <w:szCs w:val="16"/>
                 <w:lang w:val="uk-UA" w:eastAsia="uk-UA"/>
               </w:rPr>
-              <w:t xml:space="preserve">Зборівський </w:t>
-            </w:r>
-            <w:proofErr w:type="spellStart"/>
-            <w:r>
-              <w:rPr>
-                <w:rFonts w:ascii="Roboto" w:hAnsi="Roboto"/>
-                <w:sz w:val="16"/>
-                <w:szCs w:val="16"/>
-                <w:lang w:val="uk-UA" w:eastAsia="uk-UA"/>
-              </w:rPr>
-              <w:t>район,с</w:t>
-            </w:r>
-            <w:proofErr w:type="spellEnd"/>
-            <w:r>
-              <w:rPr>
-                <w:rFonts w:ascii="Roboto" w:hAnsi="Roboto"/>
-                <w:sz w:val="16"/>
-                <w:szCs w:val="16"/>
-                <w:lang w:val="uk-UA" w:eastAsia="uk-UA"/>
-              </w:rPr>
-              <w:t>. Присівці</w:t>
+              <w:t>Зборівський район,с. Присівці</w:t>
             </w:r>
           </w:p>
           <w:p>
@@ -4577,7 +3873,6 @@
               </w:rPr>
               <w:t>{</w:t>
             </w:r>
-            <w:proofErr w:type="spellStart"/>
             <w:r>
               <w:rPr>
                 <w:bCs/>
@@ -4586,7 +3881,6 @@
               </w:rPr>
               <w:t>customerSignatureName</w:t>
             </w:r>
-            <w:proofErr w:type="spellEnd"/>
             <w:r>
               <w:rPr>
                 <w:bCs/>
@@ -5252,6 +4546,7 @@
   <w:style w:type="character" w:default="1" w:styleId="DefaultParagraphFont">
     <w:name w:val="Default Paragraph Font"/>
     <w:uiPriority w:val="1"/>
+    <w:semiHidden/>
     <w:unhideWhenUsed/>
   </w:style>
   <w:style w:type="table" w:default="1" w:styleId="TableNormal">
